--- a/informes/JAMSEC_Informe_Tecnico_Auditoria_Apex.docx
+++ b/informes/JAMSEC_Informe_Tecnico_Auditoria_Apex.docx
@@ -300,7 +300,7 @@
                 <w:b w:val="false"/>
                 <w:bCs w:val="false"/>
               </w:rPr>
-              <w:t xml:space="preserve">1 de junio de 2026</w:t>
+              <w:t xml:space="preserve">Junio de 2026</w:t>
             </w:r>
           </w:p>
         </w:tc>
@@ -449,7 +449,7 @@
           <w:sz w:val="18"/>
           <w:szCs w:val="18"/>
         </w:rPr>
-        <w:t xml:space="preserve">Documento confidencial. Su contenido no podrá ser divulgado a terceros sin autorización expresa de Apex Gestoría y JAMSEC.</w:t>
+        <w:t xml:space="preserve">Este documento es confidencial. No debe compartirse con terceros sin permiso de Apex Gestoría y JAMSEC.</w:t>
       </w:r>
     </w:p>
     <w:p>
@@ -502,33 +502,37 @@
     <w:p>
       <w:pPr>
         <w:spacing w:after="120"/>
-      </w:pPr>
-      <w:r>
-        <w:t xml:space="preserve">JAMSEC ha realizado una auditoría de seguridad ofensiva (pruebas de intrusión) sobre la infraestructura tecnológica de Apex Gestoría. El objetivo fue evaluar la exposición real de los sistemas frente a un atacante externo y determinar el impacto sobre la información del negocio.</w:t>
+        <w:jc w:val="both"/>
+      </w:pPr>
+      <w:r>
+        <w:t xml:space="preserve">Apex Gestoría nos encargó comprobar hasta dónde podría llegar un atacante que se propusiera entrar en sus sistemas. Para responder a esa pregunta hicimos una auditoría de intrusión, es decir, atacamos su infraestructura igual que lo haría alguien con malas intenciones, pero de forma controlada y dejando constancia de cada paso.</w:t>
       </w:r>
     </w:p>
     <w:p>
       <w:pPr>
         <w:spacing w:after="120"/>
-      </w:pPr>
-      <w:r>
-        <w:t xml:space="preserve">El resultado es desfavorable: se logró el compromiso total de la infraestructura del cliente, desde el acceso externo hasta la exfiltración de datos personales y financieros almacenados en la red interna. Se identificaron 9 hallazgos, de los cuales 3 son de severidad Crítica y 4 de severidad Alta.</w:t>
+        <w:jc w:val="both"/>
+      </w:pPr>
+      <w:r>
+        <w:t xml:space="preserve">El resultado no es bueno y conviene decirlo claro: conseguimos hacernos con el control completo de los sistemas y llegar hasta los datos más sensibles del negocio (información de clientes y nóminas de empleados), partiendo de cero y desde internet. En total encontramos 9 problemas de seguridad, de los cuales 3 son de gravedad crítica y 4 alta.</w:t>
       </w:r>
     </w:p>
     <w:p>
       <w:pPr>
         <w:spacing w:after="120"/>
-      </w:pPr>
-      <w:r>
-        <w:t xml:space="preserve">La cadena de ataque combinó una inyección SQL en la aplicación web, la filtración de credenciales por un servicio FTP mal configurado y una segmentación de red deficiente, permitiendo el salto desde la zona desmilitarizada (DMZ) hasta la base de datos interna con privilegios de superusuario.</w:t>
+        <w:jc w:val="both"/>
+      </w:pPr>
+      <w:r>
+        <w:t xml:space="preserve">Lo más preocupante no es ningún fallo aislado, sino la facilidad con la que se encadenan: aprovechamos una web vulnerable, un servidor de ficheros mal configurado que filtraba contraseñas y una separación de redes demasiado permisiva para ir saltando de un sistema a otro hasta el final. Un atacante con conocimientos medios podría repetir esto sin demasiado esfuerzo.</w:t>
       </w:r>
     </w:p>
     <w:p>
       <w:pPr>
         <w:spacing w:after="120"/>
-      </w:pPr>
-      <w:r>
-        <w:t xml:space="preserve">Se recomienda abordar de forma prioritaria los hallazgos críticos y altos conforme al plan de remediación del apartado 8.</w:t>
+        <w:jc w:val="both"/>
+      </w:pPr>
+      <w:r>
+        <w:t xml:space="preserve">La parte positiva es que todos los problemas tienen solución y la mayoría son de configuración, no requieren grandes inversiones. En el apartado 8 proponemos un plan de corrección ordenado por prioridad, empezando por lo más urgente.</w:t>
       </w:r>
     </w:p>
     <w:p>
@@ -822,9 +826,10 @@
     <w:p>
       <w:pPr>
         <w:spacing w:after="120"/>
-      </w:pPr>
-      <w:r>
-        <w:t xml:space="preserve">El alcance de la auditoría comprende la infraestructura perimetral e interna de Apex Gestoría accesible a través de su punto de presencia en red (172.20.17.230) y los segmentos internos alcanzables tras un compromiso inicial.</w:t>
+        <w:jc w:val="both"/>
+      </w:pPr>
+      <w:r>
+        <w:t xml:space="preserve">Acordamos con el cliente revisar tanto lo que da la cara a internet como lo que hay por detrás una vez se consigue entrar. En concreto, el alcance incluyó el punto de acceso de Apex (172.20.17.230) y los sistemas internos a los que se pudiera llegar a partir de ahí. Trabajamos en modo «caja negra»: empezamos sin ninguna información ni credencial, igual que un atacante real.</w:t>
       </w:r>
     </w:p>
     <w:p>
@@ -1337,7 +1342,7 @@
         <w:spacing w:after="40"/>
       </w:pPr>
       <w:r>
-        <w:t xml:space="preserve">Identificar vulnerabilidades explotables en los servicios expuestos.</w:t>
+        <w:t xml:space="preserve">Encontrar las vulnerabilidades explotables de los servicios que están expuestos.</w:t>
       </w:r>
     </w:p>
     <w:p>
@@ -1350,7 +1355,7 @@
         <w:spacing w:after="40"/>
       </w:pPr>
       <w:r>
-        <w:t xml:space="preserve">Evaluar el impacto real mediante explotación controlada.</w:t>
+        <w:t xml:space="preserve">Comprobar el impacto real de cada una explotándola de forma controlada.</w:t>
       </w:r>
     </w:p>
     <w:p>
@@ -1363,7 +1368,7 @@
         <w:spacing w:after="40"/>
       </w:pPr>
       <w:r>
-        <w:t xml:space="preserve">Determinar la exposición de datos sensibles del cliente.</w:t>
+        <w:t xml:space="preserve">Ver hasta qué datos del cliente se podría llegar.</w:t>
       </w:r>
     </w:p>
     <w:p>
@@ -1376,7 +1381,7 @@
         <w:spacing w:after="40"/>
       </w:pPr>
       <w:r>
-        <w:t xml:space="preserve">Verificar la capacidad de detección y respuesta (SIEM/IDS).</w:t>
+        <w:t xml:space="preserve">Comprobar si el sistema de monitorización detecta el ataque.</w:t>
       </w:r>
     </w:p>
     <w:p>
@@ -1389,7 +1394,7 @@
         <w:spacing w:after="40"/>
       </w:pPr>
       <w:r>
-        <w:t xml:space="preserve">Proporcionar recomendaciones de remediación priorizadas.</w:t>
+        <w:t xml:space="preserve">Entregar recomendaciones de corrección ordenadas por prioridad.</w:t>
       </w:r>
     </w:p>
     <w:p>
@@ -1404,9 +1409,10 @@
     <w:p>
       <w:pPr>
         <w:spacing w:after="120"/>
-      </w:pPr>
-      <w:r>
-        <w:t xml:space="preserve">La auditoría siguió un enfoque de caja negra alineado con el marco PTES (Penetration Testing Execution Standard) y, para la parte web, con el OWASP Top 10 (2021) y la OWASP Testing Guide. La severidad de cada hallazgo se ha cuantificado con CVSS v3.1.</w:t>
+        <w:jc w:val="both"/>
+      </w:pPr>
+      <w:r>
+        <w:t xml:space="preserve">Para que la auditoría fuera ordenada y no se nos escapara nada, seguimos el marco PTES (Penetration Testing Execution Standard), que divide el trabajo en fases. Para la parte web nos apoyamos además en el OWASP Top 10 de 2021, que es la referencia de los fallos web más habituales. Y para puntuar la gravedad de cada hallazgo usamos CVSS v3.1, el estándar que asigna a cada problema una nota del 0 al 10.</w:t>
       </w:r>
     </w:p>
     <w:p>
@@ -1414,7 +1420,7 @@
         <w:pStyle w:val="Heading2"/>
       </w:pPr>
       <w:r>
-        <w:t xml:space="preserve">3.1. Fases (PTES)</w:t>
+        <w:t xml:space="preserve">3.1. Fases del trabajo</w:t>
       </w:r>
     </w:p>
     <w:p>
@@ -1427,7 +1433,7 @@
         <w:spacing w:after="40"/>
       </w:pPr>
       <w:r>
-        <w:t xml:space="preserve">Recopilación de información y reconocimiento.</w:t>
+        <w:t xml:space="preserve">Recopilación de información: ver qué hay expuesto y por dónde se puede entrar.</w:t>
       </w:r>
     </w:p>
     <w:p>
@@ -1440,7 +1446,7 @@
         <w:spacing w:after="40"/>
       </w:pPr>
       <w:r>
-        <w:t xml:space="preserve">Análisis de vulnerabilidades.</w:t>
+        <w:t xml:space="preserve">Análisis de vulnerabilidades: identificar qué fallos tiene cada servicio.</w:t>
       </w:r>
     </w:p>
     <w:p>
@@ -1453,7 +1459,7 @@
         <w:spacing w:after="40"/>
       </w:pPr>
       <w:r>
-        <w:t xml:space="preserve">Explotación.</w:t>
+        <w:t xml:space="preserve">Explotación: aprovechar esos fallos de forma controlada.</w:t>
       </w:r>
     </w:p>
     <w:p>
@@ -1466,7 +1472,7 @@
         <w:spacing w:after="40"/>
       </w:pPr>
       <w:r>
-        <w:t xml:space="preserve">Post-explotación y movimiento lateral.</w:t>
+        <w:t xml:space="preserve">Post-explotación: una vez dentro, ver hasta dónde se puede llegar (movimiento lateral).</w:t>
       </w:r>
     </w:p>
     <w:p>
@@ -1479,7 +1485,7 @@
         <w:spacing w:after="40"/>
       </w:pPr>
       <w:r>
-        <w:t xml:space="preserve">Documentación e informe.</w:t>
+        <w:t xml:space="preserve">Documentación: recoger las pruebas y redactar este informe.</w:t>
       </w:r>
     </w:p>
     <w:p>
@@ -1487,7 +1493,7 @@
         <w:pStyle w:val="Heading2"/>
       </w:pPr>
       <w:r>
-        <w:t xml:space="preserve">3.2. Escala de severidad (CVSS v3.1)</w:t>
+        <w:t xml:space="preserve">3.2. Cómo interpretar la severidad (CVSS v3.1)</w:t>
       </w:r>
     </w:p>
     <w:tbl>
@@ -1600,7 +1606,7 @@
                 <w:bCs/>
                 <w:color w:val="FFFFFF"/>
               </w:rPr>
-              <w:t xml:space="preserve">Criterio de actuación</w:t>
+              <w:t xml:space="preserve">Cuándo actuar</w:t>
             </w:r>
           </w:p>
         </w:tc>
@@ -1693,7 +1699,7 @@
                 <w:b w:val="false"/>
                 <w:bCs w:val="false"/>
               </w:rPr>
-              <w:t xml:space="preserve">Remediación inmediata</w:t>
+              <w:t xml:space="preserve">Hay que corregirlo de inmediato</w:t>
             </w:r>
           </w:p>
         </w:tc>
@@ -1786,7 +1792,7 @@
                 <w:b w:val="false"/>
                 <w:bCs w:val="false"/>
               </w:rPr>
-              <w:t xml:space="preserve">Remediación urgente (días)</w:t>
+              <w:t xml:space="preserve">Corregir cuanto antes (días)</w:t>
             </w:r>
           </w:p>
         </w:tc>
@@ -1879,7 +1885,7 @@
                 <w:b w:val="false"/>
                 <w:bCs w:val="false"/>
               </w:rPr>
-              <w:t xml:space="preserve">Remediación planificada</w:t>
+              <w:t xml:space="preserve">Planificar la corrección</w:t>
             </w:r>
           </w:p>
         </w:tc>
@@ -1972,7 +1978,7 @@
                 <w:b w:val="false"/>
                 <w:bCs w:val="false"/>
               </w:rPr>
-              <w:t xml:space="preserve">Remediación según disponibilidad</w:t>
+              <w:t xml:space="preserve">Corregir cuando se pueda</w:t>
             </w:r>
           </w:p>
         </w:tc>
@@ -1989,9 +1995,10 @@
     <w:p>
       <w:pPr>
         <w:spacing w:after="120"/>
-      </w:pPr>
-      <w:r>
-        <w:t xml:space="preserve">nmap, sqlmap, hydra, whatweb, cliente FTP, cliente MariaDB, sshpass y utilidades estándar de red, ejecutadas desde la estación de auditoría de JAMSEC (Debian + arsenal de pentest).</w:t>
+        <w:jc w:val="both"/>
+      </w:pPr>
+      <w:r>
+        <w:t xml:space="preserve">Para el reconocimiento de red usamos nmap; para la parte web, sqlmap y whatweb; para probar contraseñas, hydra; y para el acceso y el movimiento por dentro, clientes estándar de SSH, FTP y MariaDB. Todo se lanzó desde la estación de auditoría de JAMSEC, una máquina Debian con las herramientas habituales de pentesting.</w:t>
       </w:r>
     </w:p>
     <w:p>
@@ -2001,6 +2008,15 @@
       </w:pPr>
       <w:r>
         <w:t xml:space="preserve">4. Resumen de hallazgos</w:t>
+      </w:r>
+    </w:p>
+    <w:p>
+      <w:pPr>
+        <w:spacing w:after="120"/>
+        <w:jc w:val="both"/>
+      </w:pPr>
+      <w:r>
+        <w:t xml:space="preserve">Esta tabla resume los nueve problemas encontrados. Cada uno se explica en detalle en el apartado siguiente.</w:t>
       </w:r>
     </w:p>
     <w:tbl>
@@ -3562,15 +3578,16 @@
         <w:pStyle w:val="Heading3"/>
       </w:pPr>
       <w:r>
-        <w:t xml:space="preserve">Descripción</w:t>
+        <w:t xml:space="preserve">En qué consiste</w:t>
       </w:r>
     </w:p>
     <w:p>
       <w:pPr>
         <w:spacing w:after="120"/>
-      </w:pPr>
-      <w:r>
-        <w:t xml:space="preserve">El parámetro 'usuario' del formulario de autenticación se concatena directamente en una consulta SQL sin parametrización ni saneamiento. Permite eludir la autenticación y, mediante consultas UNION/booleanas, extraer el contenido íntegro de la base de datos.</w:t>
+        <w:jc w:val="both"/>
+      </w:pPr>
+      <w:r>
+        <w:t xml:space="preserve">El formulario de acceso de la web de clientes coge el usuario que se escribe y lo pega directamente dentro de una consulta SQL, sin separarlo de la consulta ni filtrar lo que llega. Eso permite dos cosas: por un lado, entrar sin saber la contraseña (escribiendo algo como admin' OR '1'='1); y por otro, y mucho más grave, ir «preguntándole» a la base de datos por su contenido a través del propio formulario, hasta sacarlo entero.</w:t>
       </w:r>
     </w:p>
     <w:p>
@@ -3578,15 +3595,33 @@
         <w:pStyle w:val="Heading3"/>
       </w:pPr>
       <w:r>
+        <w:t xml:space="preserve">Cómo lo comprobamos</w:t>
+      </w:r>
+    </w:p>
+    <w:p>
+      <w:pPr>
+        <w:spacing w:after="120"/>
+        <w:jc w:val="both"/>
+      </w:pPr>
+      <w:r>
+        <w:t xml:space="preserve">Lanzamos sqlmap contra el parámetro del usuario. Confirmó que era vulnerable por tres vías distintas (booleana, por tiempo y por UNION) y, a partir de ahí, le pedimos que volcara las tablas. Sin tener ninguna credencial válida, acabamos con las tablas de clientes, nóminas y usuarios delante.</w:t>
+      </w:r>
+    </w:p>
+    <w:p>
+      <w:pPr>
+        <w:pStyle w:val="Heading3"/>
+      </w:pPr>
+      <w:r>
         <w:t xml:space="preserve">Evidencia</w:t>
       </w:r>
     </w:p>
     <w:p>
       <w:pPr>
         <w:spacing w:after="120"/>
-      </w:pPr>
-      <w:r>
-        <w:t xml:space="preserve">sqlmap identificó inyección boolean-based, time-based y UNION. Payload de bypass: usuario=admin' OR '1'='1. Se volcaron las tablas clientes, nominas y usuarios de la BBDD 'apexgestoria'. Evidencia: 03-sqlmap-dbs.txt, 04-sqlmap-dump.txt.</w:t>
+        <w:jc w:val="both"/>
+      </w:pPr>
+      <w:r>
+        <w:t xml:space="preserve">Ficheros 03-sqlmap-dbs.txt y 04-sqlmap-dump.txt: muestran las inyecciones detectadas y el volcado completo de la base de datos apexgestoria.</w:t>
       </w:r>
     </w:p>
     <w:p>
@@ -3594,15 +3629,16 @@
         <w:pStyle w:val="Heading3"/>
       </w:pPr>
       <w:r>
-        <w:t xml:space="preserve">Impacto</w:t>
+        <w:t xml:space="preserve">Por qué es un problema</w:t>
       </w:r>
     </w:p>
     <w:p>
       <w:pPr>
         <w:spacing w:after="120"/>
-      </w:pPr>
-      <w:r>
-        <w:t xml:space="preserve">Exposición total de datos personales y financieros (NIF, DNI, IBAN, salarios) de clientes y empleados, y de las credenciales de la aplicación. Incumplimiento del RGPD.</w:t>
+        <w:jc w:val="both"/>
+      </w:pPr>
+      <w:r>
+        <w:t xml:space="preserve">Es el fallo más grave de toda la auditoría. Deja al descubierto datos personales y bancarios de clientes y empleados (NIF, DNI, IBAN, salarios) y las contraseñas de la propia aplicación. Más allá del robo de información, supone un incumplimiento directo del RGPD, con las sanciones y el daño de imagen que eso conlleva para una gestoría, que precisamente vive de la confianza con esos datos.</w:t>
       </w:r>
     </w:p>
     <w:p>
@@ -3610,15 +3646,16 @@
         <w:pStyle w:val="Heading3"/>
       </w:pPr>
       <w:r>
-        <w:t xml:space="preserve">Recomendación</w:t>
+        <w:t xml:space="preserve">Cómo solucionarlo</w:t>
       </w:r>
     </w:p>
     <w:p>
       <w:pPr>
         <w:spacing w:after="120"/>
-      </w:pPr>
-      <w:r>
-        <w:t xml:space="preserve">Usar consultas parametrizadas (prepared statements / PDO). Validar y normalizar toda entrada. Aplicar el principio de mínimo privilegio al usuario de BBDD de la aplicación. Desplegar un WAF como medida compensatoria.</w:t>
+        <w:jc w:val="both"/>
+      </w:pPr>
+      <w:r>
+        <w:t xml:space="preserve">La solución de fondo es usar consultas parametrizadas (prepared statements con PDO o mysqli), que separan la consulta de los datos y hacen imposible este ataque. Además conviene validar lo que llega del formulario, dar a la aplicación un usuario de base de datos con los mínimos permisos (no uno que lo pueda ver todo) y, como red de seguridad mientras se corrige el código, poner un WAF delante.</w:t>
       </w:r>
     </w:p>
     <w:p>
@@ -3904,15 +3941,16 @@
         <w:pStyle w:val="Heading3"/>
       </w:pPr>
       <w:r>
-        <w:t xml:space="preserve">Descripción</w:t>
+        <w:t xml:space="preserve">En qué consiste</w:t>
       </w:r>
     </w:p>
     <w:p>
       <w:pPr>
         <w:spacing w:after="120"/>
-      </w:pPr>
-      <w:r>
-        <w:t xml:space="preserve">El servicio MariaDB escucha en todas las interfaces (0.0.0.0) y permite la conexión del usuario root desde cualquier host ('root'@'%') con la contraseña trivial 'toor'. Cualquier sistema con alcance de red puede obtener control total de la base de datos.</w:t>
+        <w:jc w:val="both"/>
+      </w:pPr>
+      <w:r>
+        <w:t xml:space="preserve">La base de datos no está «escondida» dentro de la red: escucha en todas las interfaces y, encima, deja que el usuario root (el administrador, que lo puede todo) se conecte desde cualquier sitio usando la contraseña 'toor', que es de las primeras que prueba cualquiera. Es la combinación de dos errores que por separado ya son graves: exponer el servicio y protegerlo con una contraseña trivial.</w:t>
       </w:r>
     </w:p>
     <w:p>
@@ -3920,15 +3958,33 @@
         <w:pStyle w:val="Heading3"/>
       </w:pPr>
       <w:r>
+        <w:t xml:space="preserve">Cómo lo comprobamos</w:t>
+      </w:r>
+    </w:p>
+    <w:p>
+      <w:pPr>
+        <w:spacing w:after="120"/>
+        <w:jc w:val="both"/>
+      </w:pPr>
+      <w:r>
+        <w:t xml:space="preserve">La contraseña la sacamos antes, del fichero que estaba colgado en el FTP (ver JAM-05). Con ella, durante el pivote, nos conectamos como root a la base de datos interna y leímos la tabla de nóminas sin ningún problema.</w:t>
+      </w:r>
+    </w:p>
+    <w:p>
+      <w:pPr>
+        <w:pStyle w:val="Heading3"/>
+      </w:pPr>
+      <w:r>
         <w:t xml:space="preserve">Evidencia</w:t>
       </w:r>
     </w:p>
     <w:p>
       <w:pPr>
         <w:spacing w:after="120"/>
-      </w:pPr>
-      <w:r>
-        <w:t xml:space="preserve">Credenciales obtenidas del fichero credencials.txt (ver JAM-05) y confirmadas durante el pivote: acceso root a la BBDD interna y exfiltración de la tabla de nóminas. Evidencia: 07-pivote.txt.</w:t>
+        <w:jc w:val="both"/>
+      </w:pPr>
+      <w:r>
+        <w:t xml:space="preserve">Fichero 07-pivote.txt: registra el acceso root a MariaDB y el volcado de la tabla de nóminas desde la red interna.</w:t>
       </w:r>
     </w:p>
     <w:p>
@@ -3936,15 +3992,16 @@
         <w:pStyle w:val="Heading3"/>
       </w:pPr>
       <w:r>
-        <w:t xml:space="preserve">Impacto</w:t>
+        <w:t xml:space="preserve">Por qué es un problema</w:t>
       </w:r>
     </w:p>
     <w:p>
       <w:pPr>
         <w:spacing w:after="120"/>
-      </w:pPr>
-      <w:r>
-        <w:t xml:space="preserve">Compromiso total de la confidencialidad, integridad y disponibilidad de todos los datos del cliente. Posibilidad de manipulación o destrucción de registros.</w:t>
+        <w:jc w:val="both"/>
+      </w:pPr>
+      <w:r>
+        <w:t xml:space="preserve">Quien llegue a la base de datos con root puede leerlo todo, pero también modificarlo o borrarlo. Para una gestoría eso significa desde el robo de información de clientes hasta la posibilidad de falsear datos contables o, en el peor caso, destruir la información.</w:t>
       </w:r>
     </w:p>
     <w:p>
@@ -3952,15 +4009,16 @@
         <w:pStyle w:val="Heading3"/>
       </w:pPr>
       <w:r>
-        <w:t xml:space="preserve">Recomendación</w:t>
+        <w:t xml:space="preserve">Cómo solucionarlo</w:t>
       </w:r>
     </w:p>
     <w:p>
       <w:pPr>
         <w:spacing w:after="120"/>
-      </w:pPr>
-      <w:r>
-        <w:t xml:space="preserve">Vincular MariaDB a la interfaz interna (bind-address). Eliminar 'root'@'%'. Establecer contraseñas robustas y únicas. Restringir el acceso por IP de origen (solo el servidor de aplicación). Activar cifrado en tránsito.</w:t>
+        <w:jc w:val="both"/>
+      </w:pPr>
+      <w:r>
+        <w:t xml:space="preserve">Hacer que MariaDB escuche solo en la red interna (bind-address), eliminar el acceso de root desde fuera ('root'@'%'), poner contraseñas largas y distintas para cada servicio, y permitir conexiones únicamente desde el servidor de la aplicación. Activar también el cifrado de la conexión.</w:t>
       </w:r>
     </w:p>
     <w:p>
@@ -4172,7 +4230,7 @@
                 <w:b w:val="false"/>
                 <w:bCs w:val="false"/>
               </w:rPr>
-              <w:t xml:space="preserve">A04:2021 – Insecure Design / A03 Injection</w:t>
+              <w:t xml:space="preserve">A04:2021 – Insecure Design</w:t>
             </w:r>
           </w:p>
         </w:tc>
@@ -4246,15 +4304,16 @@
         <w:pStyle w:val="Heading3"/>
       </w:pPr>
       <w:r>
-        <w:t xml:space="preserve">Descripción</w:t>
+        <w:t xml:space="preserve">En qué consiste</w:t>
       </w:r>
     </w:p>
     <w:p>
       <w:pPr>
         <w:spacing w:after="120"/>
-      </w:pPr>
-      <w:r>
-        <w:t xml:space="preserve">El panel autenticado permite subir ficheros sin validar tipo, extensión ni contenido, almacenándolos en un directorio accesible desde la web (/uploads). Combinado con el bypass de autenticación (JAM-01), permite subir y ejecutar una webshell PHP (RCE).</w:t>
+        <w:jc w:val="both"/>
+      </w:pPr>
+      <w:r>
+        <w:t xml:space="preserve">Una vez dentro del panel, la web deja subir cualquier fichero sin mirar ni el tipo ni la extensión, y lo guarda en una carpeta a la que se llega desde el navegador. Eso quiere decir que se puede subir un fichero PHP malicioso (una «webshell») y luego abrirlo desde el navegador para ejecutar comandos en el servidor. Como el acceso al panel ya lo conseguimos saltándonos el login (JAM-01), la barrera de «estar autenticado» no protege nada.</w:t>
       </w:r>
     </w:p>
     <w:p>
@@ -4262,15 +4321,33 @@
         <w:pStyle w:val="Heading3"/>
       </w:pPr>
       <w:r>
+        <w:t xml:space="preserve">Cómo lo comprobamos</w:t>
+      </w:r>
+    </w:p>
+    <w:p>
+      <w:pPr>
+        <w:spacing w:after="120"/>
+        <w:jc w:val="both"/>
+      </w:pPr>
+      <w:r>
+        <w:t xml:space="preserve">Revisamos el código del panel: usa la función de subida directamente sobre el nombre original del fichero, sin comprobaciones, y la carpeta de destino tiene permisos de escritura. Con eso, subir una webshell y ejecutarla es inmediato.</w:t>
+      </w:r>
+    </w:p>
+    <w:p>
+      <w:pPr>
+        <w:pStyle w:val="Heading3"/>
+      </w:pPr>
+      <w:r>
         <w:t xml:space="preserve">Evidencia</w:t>
       </w:r>
     </w:p>
     <w:p>
       <w:pPr>
         <w:spacing w:after="120"/>
-      </w:pPr>
-      <w:r>
-        <w:t xml:space="preserve">Función move_uploaded_file sobre el nombre original sin comprobaciones; directorio /uploads con permisos de escritura (0777). Confirmada la viabilidad de webshell.</w:t>
+        <w:jc w:val="both"/>
+      </w:pPr>
+      <w:r>
+        <w:t xml:space="preserve">Código de panel.php y carpeta /uploads con permisos abiertos. Encadenado con JAM-01.</w:t>
       </w:r>
     </w:p>
     <w:p>
@@ -4278,15 +4355,16 @@
         <w:pStyle w:val="Heading3"/>
       </w:pPr>
       <w:r>
-        <w:t xml:space="preserve">Impacto</w:t>
+        <w:t xml:space="preserve">Por qué es un problema</w:t>
       </w:r>
     </w:p>
     <w:p>
       <w:pPr>
         <w:spacing w:after="120"/>
-      </w:pPr>
-      <w:r>
-        <w:t xml:space="preserve">Ejecución de comandos en el servidor web, sirviendo de punto de entrada al resto de la infraestructura (ver cadena de ataque).</w:t>
+        <w:jc w:val="both"/>
+      </w:pPr>
+      <w:r>
+        <w:t xml:space="preserve">Pasar de «robar datos» a «controlar el servidor». Con ejecución de comandos en la máquina web, esa máquina se convierte en el trampolín para entrar en el resto de la red, que es justo lo que pasó en este caso.</w:t>
       </w:r>
     </w:p>
     <w:p>
@@ -4294,15 +4372,16 @@
         <w:pStyle w:val="Heading3"/>
       </w:pPr>
       <w:r>
-        <w:t xml:space="preserve">Recomendación</w:t>
+        <w:t xml:space="preserve">Cómo solucionarlo</w:t>
       </w:r>
     </w:p>
     <w:p>
       <w:pPr>
         <w:spacing w:after="120"/>
-      </w:pPr>
-      <w:r>
-        <w:t xml:space="preserve">Validar extensión/MIME mediante lista blanca, renombrar ficheros, almacenarlos fuera del directorio web y deshabilitar la ejecución de PHP en /uploads. Limitar tamaño y tipo.</w:t>
+        <w:jc w:val="both"/>
+      </w:pPr>
+      <w:r>
+        <w:t xml:space="preserve">Aceptar solo los tipos de fichero que de verdad hagan falta (lista blanca de extensiones y comprobando el contenido), cambiarles el nombre al guardarlos, guardarlos fuera de la carpeta pública y, sobre todo, impedir que se ejecute PHP en la carpeta de subidas.</w:t>
       </w:r>
     </w:p>
     <w:p>
@@ -4588,15 +4667,16 @@
         <w:pStyle w:val="Heading3"/>
       </w:pPr>
       <w:r>
-        <w:t xml:space="preserve">Descripción</w:t>
+        <w:t xml:space="preserve">En qué consiste</w:t>
       </w:r>
     </w:p>
     <w:p>
       <w:pPr>
         <w:spacing w:after="120"/>
-      </w:pPr>
-      <w:r>
-        <w:t xml:space="preserve">El servidor SSH del servidor web está publicado en Internet y dispone de la cuenta 'soporte' con la contraseña adivinable 'soporte123', obtenida por ataque de diccionario.</w:t>
+        <w:jc w:val="both"/>
+      </w:pPr>
+      <w:r>
+        <w:t xml:space="preserve">El acceso por SSH del servidor web está abierto a internet y existe una cuenta, 'soporte', con la contraseña 'soporte123'. Es una contraseña corta, predecible y que aparece en cualquier diccionario, así que adivinarla es cuestión de minutos con una herramienta automática.</w:t>
       </w:r>
     </w:p>
     <w:p>
@@ -4604,15 +4684,33 @@
         <w:pStyle w:val="Heading3"/>
       </w:pPr>
       <w:r>
+        <w:t xml:space="preserve">Cómo lo comprobamos</w:t>
+      </w:r>
+    </w:p>
+    <w:p>
+      <w:pPr>
+        <w:spacing w:after="120"/>
+        <w:jc w:val="both"/>
+      </w:pPr>
+      <w:r>
+        <w:t xml:space="preserve">Con hydra y una lista pequeña de contraseñas habituales sacamos la pareja soporte / soporte123 en muy pocos intentos. A partir de ahí teníamos una sesión real en el servidor.</w:t>
+      </w:r>
+    </w:p>
+    <w:p>
+      <w:pPr>
+        <w:pStyle w:val="Heading3"/>
+      </w:pPr>
+      <w:r>
         <w:t xml:space="preserve">Evidencia</w:t>
       </w:r>
     </w:p>
     <w:p>
       <w:pPr>
         <w:spacing w:after="120"/>
-      </w:pPr>
-      <w:r>
-        <w:t xml:space="preserve">hydra obtuvo: host 172.20.17.230, login soporte, password soporte123. Evidencia: 06-hydra-ssh.txt.</w:t>
+        <w:jc w:val="both"/>
+      </w:pPr>
+      <w:r>
+        <w:t xml:space="preserve">Fichero 06-hydra-ssh.txt: muestra la credencial encontrada.</w:t>
       </w:r>
     </w:p>
     <w:p>
@@ -4620,15 +4718,16 @@
         <w:pStyle w:val="Heading3"/>
       </w:pPr>
       <w:r>
-        <w:t xml:space="preserve">Impacto</w:t>
+        <w:t xml:space="preserve">Por qué es un problema</w:t>
       </w:r>
     </w:p>
     <w:p>
       <w:pPr>
         <w:spacing w:after="120"/>
-      </w:pPr>
-      <w:r>
-        <w:t xml:space="preserve">Acceso interactivo al servidor de la DMZ con privilegios sudo, habilitando el movimiento lateral hacia la red interna.</w:t>
+        <w:jc w:val="both"/>
+      </w:pPr>
+      <w:r>
+        <w:t xml:space="preserve">Con ese usuario entramos en la máquina de la DMZ y, como además tenía permisos de administrador (sudo), desde ahí pudimos movernos hacia la red interna. Fue una de las piezas clave de la cadena.</w:t>
       </w:r>
     </w:p>
     <w:p>
@@ -4636,15 +4735,16 @@
         <w:pStyle w:val="Heading3"/>
       </w:pPr>
       <w:r>
-        <w:t xml:space="preserve">Recomendación</w:t>
+        <w:t xml:space="preserve">Cómo solucionarlo</w:t>
       </w:r>
     </w:p>
     <w:p>
       <w:pPr>
         <w:spacing w:after="120"/>
-      </w:pPr>
-      <w:r>
-        <w:t xml:space="preserve">Deshabilitar la autenticación por contraseña (solo clave pública). Política de contraseñas robustas. fail2ban / bloqueo por intentos. No publicar SSH en Internet; usar VPN/bastión.</w:t>
+        <w:jc w:val="both"/>
+      </w:pPr>
+      <w:r>
+        <w:t xml:space="preserve">Lo ideal es desactivar el acceso por contraseña y permitir solo clave pública. Si no, como mínimo: contraseñas robustas, bloqueo tras varios intentos fallidos (fail2ban) y no exponer el SSH directamente a internet, sino a través de una VPN o un bastión.</w:t>
       </w:r>
     </w:p>
     <w:p>
@@ -4930,15 +5030,16 @@
         <w:pStyle w:val="Heading3"/>
       </w:pPr>
       <w:r>
-        <w:t xml:space="preserve">Descripción</w:t>
+        <w:t xml:space="preserve">En qué consiste</w:t>
       </w:r>
     </w:p>
     <w:p>
       <w:pPr>
         <w:spacing w:after="120"/>
-      </w:pPr>
-      <w:r>
-        <w:t xml:space="preserve">El servicio vsftpd permite acceso anónimo con permisos de lectura y escritura, exponiendo ficheros con credenciales internas y un volcado de base de datos.</w:t>
+        <w:jc w:val="both"/>
+      </w:pPr>
+      <w:r>
+        <w:t xml:space="preserve">El servidor FTP permite entrar sin usuario ni contraseña (acceso anónimo) y, además, dejar ficheros. Por si fuera poco, dentro hay un fichero de texto con credenciales internas y una copia de la base de datos. Es decir, cualquiera de internet puede entrar y descargarse información que debería estar muy protegida.</w:t>
       </w:r>
     </w:p>
     <w:p>
@@ -4946,15 +5047,33 @@
         <w:pStyle w:val="Heading3"/>
       </w:pPr>
       <w:r>
+        <w:t xml:space="preserve">Cómo lo comprobamos</w:t>
+      </w:r>
+    </w:p>
+    <w:p>
+      <w:pPr>
+        <w:spacing w:after="120"/>
+        <w:jc w:val="both"/>
+      </w:pPr>
+      <w:r>
+        <w:t xml:space="preserve">Entramos como anónimo y nos descargamos los ficheros que había. Uno de ellos, credencials.txt, contenía la contraseña de la base de datos (root/toor), la de la aplicación y la del router.</w:t>
+      </w:r>
+    </w:p>
+    <w:p>
+      <w:pPr>
+        <w:pStyle w:val="Heading3"/>
+      </w:pPr>
+      <w:r>
         <w:t xml:space="preserve">Evidencia</w:t>
       </w:r>
     </w:p>
     <w:p>
       <w:pPr>
         <w:spacing w:after="120"/>
-      </w:pPr>
-      <w:r>
-        <w:t xml:space="preserve">Descarga anónima de credencials.txt (contiene root/toor de la BBDD, credenciales de la app y del router) y de backup_apexgestoria.sql. Evidencia: 05-ftp.txt, ftp-credencials.txt.</w:t>
+        <w:jc w:val="both"/>
+      </w:pPr>
+      <w:r>
+        <w:t xml:space="preserve">Ficheros 05-ftp.txt y ftp-credencials.txt: registran el acceso anónimo y el contenido descargado.</w:t>
       </w:r>
     </w:p>
     <w:p>
@@ -4962,15 +5081,16 @@
         <w:pStyle w:val="Heading3"/>
       </w:pPr>
       <w:r>
-        <w:t xml:space="preserve">Impacto</w:t>
+        <w:t xml:space="preserve">Por qué es un problema</w:t>
       </w:r>
     </w:p>
     <w:p>
       <w:pPr>
         <w:spacing w:after="120"/>
-      </w:pPr>
-      <w:r>
-        <w:t xml:space="preserve">Filtración de credenciales que habilitan los hallazgos JAM-02 y la cadena de ataque completa. La escritura anónima permite alojar contenido malicioso.</w:t>
+        <w:jc w:val="both"/>
+      </w:pPr>
+      <w:r>
+        <w:t xml:space="preserve">Este fallo es el que abre la puerta a JAM-02: las contraseñas que se filtran aquí son las que luego usamos para acceder a la base de datos. Además, poder dejar ficheros de forma anónima permitiría a un atacante alojar contenido malicioso en el servidor.</w:t>
       </w:r>
     </w:p>
     <w:p>
@@ -4978,15 +5098,16 @@
         <w:pStyle w:val="Heading3"/>
       </w:pPr>
       <w:r>
-        <w:t xml:space="preserve">Recomendación</w:t>
+        <w:t xml:space="preserve">Cómo solucionarlo</w:t>
       </w:r>
     </w:p>
     <w:p>
       <w:pPr>
         <w:spacing w:after="120"/>
-      </w:pPr>
-      <w:r>
-        <w:t xml:space="preserve">Deshabilitar el acceso anónimo. Eliminar ficheros sensibles del servicio. Forzar FTPS/SFTP. Restringir por IP y aplicar mínimo privilegio.</w:t>
+        <w:jc w:val="both"/>
+      </w:pPr>
+      <w:r>
+        <w:t xml:space="preserve">Desactivar el acceso anónimo, sacar de ahí cualquier fichero con información sensible, obligar a usar FTPS o SFTP (cifrado) y limitar el acceso a las IP que de verdad lo necesiten.</w:t>
       </w:r>
     </w:p>
     <w:p>
@@ -5272,15 +5393,16 @@
         <w:pStyle w:val="Heading3"/>
       </w:pPr>
       <w:r>
-        <w:t xml:space="preserve">Descripción</w:t>
+        <w:t xml:space="preserve">En qué consiste</w:t>
       </w:r>
     </w:p>
     <w:p>
       <w:pPr>
         <w:spacing w:after="120"/>
-      </w:pPr>
-      <w:r>
-        <w:t xml:space="preserve">El cortafuegos perimetral permite tráfico sin restricción desde el segmento DMZ hacia la LAN interna. Un servidor de la DMZ comprometido puede alcanzar directamente la base de datos y el servidor interno.</w:t>
+        <w:jc w:val="both"/>
+      </w:pPr>
+      <w:r>
+        <w:t xml:space="preserve">La DMZ es la zona donde se ponen los servicios que dan la cara a internet, precisamente porque son los más expuestos. La idea es que, si caen, el atacante quede «encerrado» ahí y no pueda llegar a la red interna. Aquí eso no se cumple: el cortafuegos deja que la DMZ hable libremente con la red interna, así que comprometer la web equivale a tener vía libre hacia la base de datos y el servidor de ficheros.</w:t>
       </w:r>
     </w:p>
     <w:p>
@@ -5288,15 +5410,33 @@
         <w:pStyle w:val="Heading3"/>
       </w:pPr>
       <w:r>
+        <w:t xml:space="preserve">Cómo lo comprobamos</w:t>
+      </w:r>
+    </w:p>
+    <w:p>
+      <w:pPr>
+        <w:spacing w:after="120"/>
+        <w:jc w:val="both"/>
+      </w:pPr>
+      <w:r>
+        <w:t xml:space="preserve">Una vez dentro del servidor web (DMZ), comprobamos que llegábamos sin problemas a la base de datos (10.30.10.10:3306) y al servidor de ficheros (10.30.10.20) de la red interna.</w:t>
+      </w:r>
+    </w:p>
+    <w:p>
+      <w:pPr>
+        <w:pStyle w:val="Heading3"/>
+      </w:pPr>
+      <w:r>
         <w:t xml:space="preserve">Evidencia</w:t>
       </w:r>
     </w:p>
     <w:p>
       <w:pPr>
         <w:spacing w:after="120"/>
-      </w:pPr>
-      <w:r>
-        <w:t xml:space="preserve">Desde apex-web (DMZ) se alcanzaron 10.30.10.10:3306 y 10.30.10.20:21 (LAN). Evidencia: 07-pivote.txt.</w:t>
+        <w:jc w:val="both"/>
+      </w:pPr>
+      <w:r>
+        <w:t xml:space="preserve">Fichero 07-pivote.txt: muestra el alcance desde la DMZ hacia los servicios de la LAN.</w:t>
       </w:r>
     </w:p>
     <w:p>
@@ -5304,15 +5444,16 @@
         <w:pStyle w:val="Heading3"/>
       </w:pPr>
       <w:r>
-        <w:t xml:space="preserve">Impacto</w:t>
+        <w:t xml:space="preserve">Por qué es un problema</w:t>
       </w:r>
     </w:p>
     <w:p>
       <w:pPr>
         <w:spacing w:after="120"/>
-      </w:pPr>
-      <w:r>
-        <w:t xml:space="preserve">Anula el propósito de la DMZ: convierte un compromiso perimetral en acceso a los datos internos (movimiento lateral).</w:t>
+        <w:jc w:val="both"/>
+      </w:pPr>
+      <w:r>
+        <w:t xml:space="preserve">Convierte un problema «de escaparate» (la web) en un problema «de trastienda» (los datos internos). Es lo que nos permitió el salto final hasta las nóminas.</w:t>
       </w:r>
     </w:p>
     <w:p>
@@ -5320,15 +5461,16 @@
         <w:pStyle w:val="Heading3"/>
       </w:pPr>
       <w:r>
-        <w:t xml:space="preserve">Recomendación</w:t>
+        <w:t xml:space="preserve">Cómo solucionarlo</w:t>
       </w:r>
     </w:p>
     <w:p>
       <w:pPr>
         <w:spacing w:after="120"/>
-      </w:pPr>
-      <w:r>
-        <w:t xml:space="preserve">Aplicar microsegmentación: permitir desde la DMZ únicamente los puertos estrictamente necesarios (p.ej. la app web hacia la BBDD en 3306) y denegar el resto por defecto.</w:t>
+        <w:jc w:val="both"/>
+      </w:pPr>
+      <w:r>
+        <w:t xml:space="preserve">Apretar las reglas del cortafuegos para que desde la DMZ solo se pueda llegar a lo justo y necesario (por ejemplo, el puerto de la base de datos que use la web, y nada más), denegando todo lo demás por defecto.</w:t>
       </w:r>
     </w:p>
     <w:p>
@@ -5614,15 +5756,16 @@
         <w:pStyle w:val="Heading3"/>
       </w:pPr>
       <w:r>
-        <w:t xml:space="preserve">Descripción</w:t>
+        <w:t xml:space="preserve">En qué consiste</w:t>
       </w:r>
     </w:p>
     <w:p>
       <w:pPr>
         <w:spacing w:after="120"/>
-      </w:pPr>
-      <w:r>
-        <w:t xml:space="preserve">Las contraseñas de los usuarios de la aplicación se almacenan sin cifrar ni aplicar funciones hash, visibles directamente al consultar la base de datos.</w:t>
+        <w:jc w:val="both"/>
+      </w:pPr>
+      <w:r>
+        <w:t xml:space="preserve">Las contraseñas de los usuarios de la aplicación están guardadas tal cual, en texto legible. Lo correcto es guardar solo una versión «picada» (un hash) de la que no se puede volver atrás. Al estar en claro, basta con poder leer la tabla para tener las contraseñas de todos.</w:t>
       </w:r>
     </w:p>
     <w:p>
@@ -5630,15 +5773,33 @@
         <w:pStyle w:val="Heading3"/>
       </w:pPr>
       <w:r>
+        <w:t xml:space="preserve">Cómo lo comprobamos</w:t>
+      </w:r>
+    </w:p>
+    <w:p>
+      <w:pPr>
+        <w:spacing w:after="120"/>
+        <w:jc w:val="both"/>
+      </w:pPr>
+      <w:r>
+        <w:t xml:space="preserve">Al volcar la tabla usuarios con la inyección SQL, las contraseñas aparecieron directamente legibles (por ejemplo admin / Apex.2026!).</w:t>
+      </w:r>
+    </w:p>
+    <w:p>
+      <w:pPr>
+        <w:pStyle w:val="Heading3"/>
+      </w:pPr>
+      <w:r>
         <w:t xml:space="preserve">Evidencia</w:t>
       </w:r>
     </w:p>
     <w:p>
       <w:pPr>
         <w:spacing w:after="120"/>
-      </w:pPr>
-      <w:r>
-        <w:t xml:space="preserve">Volcado de la tabla usuarios: admin/Apex.2026!, jmorales/gestoria2024, soporte/soporte123. Evidencia: 04-sqlmap-dump.txt.</w:t>
+        <w:jc w:val="both"/>
+      </w:pPr>
+      <w:r>
+        <w:t xml:space="preserve">Fichero 04-sqlmap-dump.txt: muestra la tabla de usuarios con las contraseñas visibles.</w:t>
       </w:r>
     </w:p>
     <w:p>
@@ -5646,15 +5807,16 @@
         <w:pStyle w:val="Heading3"/>
       </w:pPr>
       <w:r>
-        <w:t xml:space="preserve">Impacto</w:t>
+        <w:t xml:space="preserve">Por qué es un problema</w:t>
       </w:r>
     </w:p>
     <w:p>
       <w:pPr>
         <w:spacing w:after="120"/>
-      </w:pPr>
-      <w:r>
-        <w:t xml:space="preserve">Cualquier acceso a la BBDD revela credenciales reutilizables en otros servicios.</w:t>
+        <w:jc w:val="both"/>
+      </w:pPr>
+      <w:r>
+        <w:t xml:space="preserve">Cualquier acceso a la base de datos entrega de regalo las contraseñas, que además la gente suele reutilizar en otros servicios (correo, banca, etc.), ampliando el daño mucho más allá de esta aplicación.</w:t>
       </w:r>
     </w:p>
     <w:p>
@@ -5662,15 +5824,16 @@
         <w:pStyle w:val="Heading3"/>
       </w:pPr>
       <w:r>
-        <w:t xml:space="preserve">Recomendación</w:t>
+        <w:t xml:space="preserve">Cómo solucionarlo</w:t>
       </w:r>
     </w:p>
     <w:p>
       <w:pPr>
         <w:spacing w:after="120"/>
-      </w:pPr>
-      <w:r>
-        <w:t xml:space="preserve">Almacenar contraseñas con un algoritmo de hash robusto y salado (bcrypt/Argon2). Forzar el restablecimiento de todas las contraseñas afectadas.</w:t>
+        <w:jc w:val="both"/>
+      </w:pPr>
+      <w:r>
+        <w:t xml:space="preserve">Guardar las contraseñas con un algoritmo de hash pensado para ello y con sal (bcrypt o Argon2) y forzar el cambio de todas las que se hayan visto comprometidas.</w:t>
       </w:r>
     </w:p>
     <w:p>
@@ -5956,15 +6119,16 @@
         <w:pStyle w:val="Heading3"/>
       </w:pPr>
       <w:r>
-        <w:t xml:space="preserve">Descripción</w:t>
+        <w:t xml:space="preserve">En qué consiste</w:t>
       </w:r>
     </w:p>
     <w:p>
       <w:pPr>
         <w:spacing w:after="120"/>
-      </w:pPr>
-      <w:r>
-        <w:t xml:space="preserve">Las aplicaciones web y de transferencia de ficheros operan sin TLS, transmitiendo credenciales y datos sensibles en texto claro.</w:t>
+        <w:jc w:val="both"/>
+      </w:pPr>
+      <w:r>
+        <w:t xml:space="preserve">Ni la web ni el FTP usan cifrado: la web va por HTTP (no HTTPS) y el FTP es el clásico sin TLS. Eso significa que las contraseñas y los datos viajan en texto plano por la red, donde alguien que esté «escuchando» podría leerlos.</w:t>
       </w:r>
     </w:p>
     <w:p>
@@ -5972,15 +6136,33 @@
         <w:pStyle w:val="Heading3"/>
       </w:pPr>
       <w:r>
+        <w:t xml:space="preserve">Cómo lo comprobamos</w:t>
+      </w:r>
+    </w:p>
+    <w:p>
+      <w:pPr>
+        <w:spacing w:after="120"/>
+        <w:jc w:val="both"/>
+      </w:pPr>
+      <w:r>
+        <w:t xml:space="preserve">El escaneo mostró el puerto 80 abierto y el 443 (HTTPS) cerrado, y el FTP sin opción de cifrado.</w:t>
+      </w:r>
+    </w:p>
+    <w:p>
+      <w:pPr>
+        <w:pStyle w:val="Heading3"/>
+      </w:pPr>
+      <w:r>
         <w:t xml:space="preserve">Evidencia</w:t>
       </w:r>
     </w:p>
     <w:p>
       <w:pPr>
         <w:spacing w:after="120"/>
-      </w:pPr>
-      <w:r>
-        <w:t xml:space="preserve">Servicio web solo en el puerto 80 (443 cerrado); vsftpd sin TLS. Evidencia: 01-nmap-servicios.txt.</w:t>
+        <w:jc w:val="both"/>
+      </w:pPr>
+      <w:r>
+        <w:t xml:space="preserve">Fichero 01-nmap-servicios.txt.</w:t>
       </w:r>
     </w:p>
     <w:p>
@@ -5988,15 +6170,16 @@
         <w:pStyle w:val="Heading3"/>
       </w:pPr>
       <w:r>
-        <w:t xml:space="preserve">Impacto</w:t>
+        <w:t xml:space="preserve">Por qué es un problema</w:t>
       </w:r>
     </w:p>
     <w:p>
       <w:pPr>
         <w:spacing w:after="120"/>
-      </w:pPr>
-      <w:r>
-        <w:t xml:space="preserve">Interceptación de credenciales y datos mediante ataques de interceptación (MITM) en la red.</w:t>
+        <w:jc w:val="both"/>
+      </w:pPr>
+      <w:r>
+        <w:t xml:space="preserve">En una red que no controlas (una WiFi, por ejemplo), un atacante podría capturar credenciales y datos de clientes simplemente observando el tráfico, sin necesidad de «romper» nada.</w:t>
       </w:r>
     </w:p>
     <w:p>
@@ -6004,15 +6187,16 @@
         <w:pStyle w:val="Heading3"/>
       </w:pPr>
       <w:r>
-        <w:t xml:space="preserve">Recomendación</w:t>
+        <w:t xml:space="preserve">Cómo solucionarlo</w:t>
       </w:r>
     </w:p>
     <w:p>
       <w:pPr>
         <w:spacing w:after="120"/>
-      </w:pPr>
-      <w:r>
-        <w:t xml:space="preserve">Implantar HTTPS con certificados válidos y redirección forzada. Habilitar FTPS o sustituir por SFTP. Aplicar HSTS.</w:t>
+        <w:jc w:val="both"/>
+      </w:pPr>
+      <w:r>
+        <w:t xml:space="preserve">Poner HTTPS con un certificado válido y forzar la redirección de HTTP a HTTPS; sustituir el FTP por SFTP o, como mínimo, activar FTPS.</w:t>
       </w:r>
     </w:p>
     <w:p>
@@ -6298,15 +6482,16 @@
         <w:pStyle w:val="Heading3"/>
       </w:pPr>
       <w:r>
-        <w:t xml:space="preserve">Descripción</w:t>
+        <w:t xml:space="preserve">En qué consiste</w:t>
       </w:r>
     </w:p>
     <w:p>
       <w:pPr>
         <w:spacing w:after="120"/>
-      </w:pPr>
-      <w:r>
-        <w:t xml:space="preserve">El servicio SSH de gestión del cortafuegos perimetral es accesible desde la red de tránsito, ampliando la superficie de ataque del dispositivo de seguridad.</w:t>
+        <w:jc w:val="both"/>
+      </w:pPr>
+      <w:r>
+        <w:t xml:space="preserve">El SSH con el que se administra el propio cortafuegos es accesible desde la red de tránsito. El cortafuegos es el aparato que protege todo lo demás, así que tener su administración expuesta amplía la superficie de ataque justo donde menos interesa.</w:t>
       </w:r>
     </w:p>
     <w:p>
@@ -6314,15 +6499,33 @@
         <w:pStyle w:val="Heading3"/>
       </w:pPr>
       <w:r>
+        <w:t xml:space="preserve">Cómo lo comprobamos</w:t>
+      </w:r>
+    </w:p>
+    <w:p>
+      <w:pPr>
+        <w:spacing w:after="120"/>
+        <w:jc w:val="both"/>
+      </w:pPr>
+      <w:r>
+        <w:t xml:space="preserve">El escaneo con nmap detectó el puerto 22 abierto en el perímetro, además de los servicios publicados.</w:t>
+      </w:r>
+    </w:p>
+    <w:p>
+      <w:pPr>
+        <w:pStyle w:val="Heading3"/>
+      </w:pPr>
+      <w:r>
         <w:t xml:space="preserve">Evidencia</w:t>
       </w:r>
     </w:p>
     <w:p>
       <w:pPr>
         <w:spacing w:after="120"/>
-      </w:pPr>
-      <w:r>
-        <w:t xml:space="preserve">nmap detectó 22/tcp abierto en el perímetro. Evidencia: 01-nmap-servicios.txt.</w:t>
+        <w:jc w:val="both"/>
+      </w:pPr>
+      <w:r>
+        <w:t xml:space="preserve">Fichero 01-nmap-servicios.txt.</w:t>
       </w:r>
     </w:p>
     <w:p>
@@ -6330,15 +6533,16 @@
         <w:pStyle w:val="Heading3"/>
       </w:pPr>
       <w:r>
-        <w:t xml:space="preserve">Impacto</w:t>
+        <w:t xml:space="preserve">Por qué es un problema</w:t>
       </w:r>
     </w:p>
     <w:p>
       <w:pPr>
         <w:spacing w:after="120"/>
-      </w:pPr>
-      <w:r>
-        <w:t xml:space="preserve">Posibilidad de ataques de fuerza bruta o explotación contra el propio cortafuegos.</w:t>
+        <w:jc w:val="both"/>
+      </w:pPr>
+      <w:r>
+        <w:t xml:space="preserve">Abre la puerta a ataques de fuerza bruta o a intentar aprovechar alguna vulnerabilidad contra el propio dispositivo de seguridad.</w:t>
       </w:r>
     </w:p>
     <w:p>
@@ -6346,15 +6550,16 @@
         <w:pStyle w:val="Heading3"/>
       </w:pPr>
       <w:r>
-        <w:t xml:space="preserve">Recomendación</w:t>
+        <w:t xml:space="preserve">Cómo solucionarlo</w:t>
       </w:r>
     </w:p>
     <w:p>
       <w:pPr>
         <w:spacing w:after="120"/>
-      </w:pPr>
-      <w:r>
-        <w:t xml:space="preserve">Restringir la gestión a una red de administración dedicada o VPN. Autenticación por clave y MFA. Filtrado por IP de origen.</w:t>
+        <w:jc w:val="both"/>
+      </w:pPr>
+      <w:r>
+        <w:t xml:space="preserve">Permitir la administración solo desde una red de gestión dedicada o por VPN, usar autenticación por clave con doble factor y filtrar por IP de origen.</w:t>
       </w:r>
     </w:p>
     <w:p>
@@ -6369,9 +6574,10 @@
     <w:p>
       <w:pPr>
         <w:spacing w:after="120"/>
-      </w:pPr>
-      <w:r>
-        <w:t xml:space="preserve">La explotación encadenada de los hallazgos permitió pasar de un acceso externo nulo al control de la base de datos interna:</w:t>
+        <w:jc w:val="both"/>
+      </w:pPr>
+      <w:r>
+        <w:t xml:space="preserve">Cada fallo por separado ya es un problema, pero lo de verdad grave es cómo se encadenan. Esta es la ruta que seguimos para pasar de no tener nada a controlar la base de datos interna:</w:t>
       </w:r>
     </w:p>
     <w:p>
@@ -6384,7 +6590,7 @@
         <w:spacing w:after="40"/>
       </w:pPr>
       <w:r>
-        <w:t xml:space="preserve">Reconocimiento: descubrimiento de los servicios publicados (web, SSH, FTP) en el perímetro.</w:t>
+        <w:t xml:space="preserve">Primero, un escaneo para ver qué servicios tenía Apex expuestos (web, SSH y FTP).</w:t>
       </w:r>
     </w:p>
     <w:p>
@@ -6397,7 +6603,7 @@
         <w:spacing w:after="40"/>
       </w:pPr>
       <w:r>
-        <w:t xml:space="preserve">Acceso a credenciales: descarga anónima por FTP del fichero de credenciales internas (JAM-05).</w:t>
+        <w:t xml:space="preserve">Entramos por FTP de forma anónima y nos descargamos un fichero con las contraseñas internas (JAM-05).</w:t>
       </w:r>
     </w:p>
     <w:p>
@@ -6410,7 +6616,7 @@
         <w:spacing w:after="40"/>
       </w:pPr>
       <w:r>
-        <w:t xml:space="preserve">Compromiso web: inyección SQL en el login y volcado de la base de datos (JAM-01).</w:t>
+        <w:t xml:space="preserve">Atacamos la web con inyección SQL y nos llevamos toda la base de datos por el formulario de login (JAM-01).</w:t>
       </w:r>
     </w:p>
     <w:p>
@@ -6423,7 +6629,7 @@
         <w:spacing w:after="40"/>
       </w:pPr>
       <w:r>
-        <w:t xml:space="preserve">Acceso interactivo: fuerza bruta del usuario SSH 'soporte' en el servidor web (JAM-04).</w:t>
+        <w:t xml:space="preserve">Por fuerza bruta sacamos el usuario 'soporte' del SSH del servidor web (JAM-04).</w:t>
       </w:r>
     </w:p>
     <w:p>
@@ -6436,7 +6642,7 @@
         <w:spacing w:after="40"/>
       </w:pPr>
       <w:r>
-        <w:t xml:space="preserve">Movimiento lateral: desde la DMZ se alcanza la LAN interna por la segmentación deficiente (JAM-06).</w:t>
+        <w:t xml:space="preserve">Desde ese servidor, y gracias a que la DMZ podía hablar con la red interna, saltamos hacia dentro (JAM-06).</w:t>
       </w:r>
     </w:p>
     <w:p>
@@ -6449,7 +6655,16 @@
         <w:spacing w:after="40"/>
       </w:pPr>
       <w:r>
-        <w:t xml:space="preserve">Exfiltración: acceso root a MariaDB con las credenciales filtradas y robo de las nóminas (JAM-02).</w:t>
+        <w:t xml:space="preserve">Con la contraseña que habíamos sacado del FTP, entramos como administrador en la base de datos interna y nos llevamos las nóminas (JAM-02).</w:t>
+      </w:r>
+    </w:p>
+    <w:p>
+      <w:pPr>
+        <w:spacing w:after="120"/>
+        <w:jc w:val="both"/>
+      </w:pPr>
+      <w:r>
+        <w:t xml:space="preserve">Resumiendo: empezamos fuera, sin nada, y terminamos con los datos más sensibles del negocio. Y, como se ve, bastaba con haber tenido bien una sola de las capas (el FTP, la web o la separación de redes) para cortar la cadena.</w:t>
       </w:r>
     </w:p>
     <w:p>
@@ -6464,9 +6679,19 @@
     <w:p>
       <w:pPr>
         <w:spacing w:after="120"/>
-      </w:pPr>
-      <w:r>
-        <w:t xml:space="preserve">La infraestructura de monitorización de JAMSEC (SIEM Wazuh + IDS Suricata) registró actividad asociada a la auditoría, demostrando capacidad de detección:</w:t>
+        <w:jc w:val="both"/>
+      </w:pPr>
+      <w:r>
+        <w:t xml:space="preserve">Como parte del servicio, JAMSEC tiene desplegado un sistema de monitorización (Wazuh como SIEM y Suricata como IDS de red). Durante la auditoría comprobamos que sí registró buena parte de la actividad del ataque, lo cual es una buena noticia: significa que, con el alertado bien configurado, este tipo de intrusión se puede detectar a tiempo.</w:t>
+      </w:r>
+    </w:p>
+    <w:p>
+      <w:pPr>
+        <w:spacing w:after="120"/>
+        <w:jc w:val="both"/>
+      </w:pPr>
+      <w:r>
+        <w:t xml:space="preserve">En concreto, quedaron registrados:</w:t>
       </w:r>
     </w:p>
     <w:p>
@@ -6479,7 +6704,7 @@
         <w:spacing w:after="40"/>
       </w:pPr>
       <w:r>
-        <w:t xml:space="preserve">Suricata (IDS de red): detección de escaneo de puertos ('ET SCAN Possible Nmap User-Agent').</w:t>
+        <w:t xml:space="preserve">El escaneo de puertos inicial, detectado por Suricata.</w:t>
       </w:r>
     </w:p>
     <w:p>
@@ -6492,7 +6717,7 @@
         <w:spacing w:after="40"/>
       </w:pPr>
       <w:r>
-        <w:t xml:space="preserve">Wazuh (HIDS): múltiples 'sshd: authentication failed' (fuerza bruta) y posterior 'authentication success' (acceso).</w:t>
+        <w:t xml:space="preserve">Los intentos fallidos de adivinar la contraseña por SSH y el acceso que finalmente funcionó.</w:t>
       </w:r>
     </w:p>
     <w:p>
@@ -6505,7 +6730,7 @@
         <w:spacing w:after="40"/>
       </w:pPr>
       <w:r>
-        <w:t xml:space="preserve">Wazuh: 'vsftpd: FTP Authentication success' (acceso anónimo al FTP).</w:t>
+        <w:t xml:space="preserve">El acceso anónimo al servidor FTP.</w:t>
       </w:r>
     </w:p>
     <w:p>
@@ -6518,15 +6743,16 @@
         <w:spacing w:after="40"/>
       </w:pPr>
       <w:r>
-        <w:t xml:space="preserve">Wazuh: 'Web server 500 error' recurrentes durante el sondeo de inyección SQL.</w:t>
+        <w:t xml:space="preserve">Los errores que iba devolviendo la web mientras la atacábamos con inyección SQL.</w:t>
       </w:r>
     </w:p>
     <w:p>
       <w:pPr>
         <w:spacing w:after="120"/>
-      </w:pPr>
-      <w:r>
-        <w:t xml:space="preserve">Recomendación: definir reglas de correlación y alertado proactivo (notificación) para estos patrones, y considerar el modo de prevención en línea (IPS) en el perímetro.</w:t>
+        <w:jc w:val="both"/>
+      </w:pPr>
+      <w:r>
+        <w:t xml:space="preserve">La recomendación aquí es dar el siguiente paso: configurar avisos automáticos para estos patrones (que alguien se entere en el momento, no a posteriori) y valorar poner el IDS en modo de bloqueo activo en el perímetro.</w:t>
       </w:r>
     </w:p>
     <w:p>
@@ -6541,9 +6767,10 @@
     <w:p>
       <w:pPr>
         <w:spacing w:after="120"/>
-      </w:pPr>
-      <w:r>
-        <w:t xml:space="preserve">El nivel de seguridad de la infraestructura auditada es insuficiente. La combinación de errores de configuración, validación de entrada y segmentación permite un compromiso total con bajo nivel de esfuerzo. Se propone el siguiente plan priorizado:</w:t>
+        <w:jc w:val="both"/>
+      </w:pPr>
+      <w:r>
+        <w:t xml:space="preserve">El estado de seguridad actual de Apex es insuficiente: con poco esfuerzo se llega a los datos más críticos. Ahora bien, la mayoría de los problemas son de configuración y se pueden arreglar sin grandes inversiones. Proponemos abordarlos en este orden:</w:t>
       </w:r>
     </w:p>
     <w:tbl>
@@ -6718,7 +6945,7 @@
                 <w:b w:val="false"/>
                 <w:bCs w:val="false"/>
               </w:rPr>
-              <w:t xml:space="preserve">Parametrizar consultas SQL y desplegar WAF; restablecer credenciales</w:t>
+              <w:t xml:space="preserve">Corregir la inyección SQL de la web (consultas parametrizadas) y cambiar todas las contraseñas</w:t>
             </w:r>
           </w:p>
         </w:tc>
@@ -6810,7 +7037,7 @@
                 <w:b w:val="false"/>
                 <w:bCs w:val="false"/>
               </w:rPr>
-              <w:t xml:space="preserve">Restringir MariaDB a la LAN y eliminar root remoto con contraseña débil</w:t>
+              <w:t xml:space="preserve">Sacar la base de datos de internet y quitarle el root remoto con contraseña débil</w:t>
             </w:r>
           </w:p>
         </w:tc>
@@ -6902,7 +7129,7 @@
                 <w:b w:val="false"/>
                 <w:bCs w:val="false"/>
               </w:rPr>
-              <w:t xml:space="preserve">Corregir la subida de ficheros y bloquear ejecución en /uploads</w:t>
+              <w:t xml:space="preserve">Arreglar la subida de ficheros y no dejar ejecutar PHP en la carpeta de subidas</w:t>
             </w:r>
           </w:p>
         </w:tc>
@@ -6994,7 +7221,7 @@
                 <w:b w:val="false"/>
                 <w:bCs w:val="false"/>
               </w:rPr>
-              <w:t xml:space="preserve">Endurecer SSH (solo clave, fail2ban) y retirar de Internet</w:t>
+              <w:t xml:space="preserve">Reforzar el SSH (solo clave, fail2ban) y no exponerlo a internet</w:t>
             </w:r>
           </w:p>
         </w:tc>
@@ -7086,7 +7313,7 @@
                 <w:b w:val="false"/>
                 <w:bCs w:val="false"/>
               </w:rPr>
-              <w:t xml:space="preserve">Deshabilitar FTP anónimo y retirar ficheros sensibles</w:t>
+              <w:t xml:space="preserve">Desactivar el FTP anónimo y retirar los ficheros sensibles</w:t>
             </w:r>
           </w:p>
         </w:tc>
@@ -7178,7 +7405,7 @@
                 <w:b w:val="false"/>
                 <w:bCs w:val="false"/>
               </w:rPr>
-              <w:t xml:space="preserve">Microsegmentar DMZ↔LAN en el cortafuegos</w:t>
+              <w:t xml:space="preserve">Apretar la separación entre la DMZ y la red interna</w:t>
             </w:r>
           </w:p>
         </w:tc>
@@ -7270,7 +7497,7 @@
                 <w:b w:val="false"/>
                 <w:bCs w:val="false"/>
               </w:rPr>
-              <w:t xml:space="preserve">Implantar HTTPS/FTPS en todos los servicios</w:t>
+              <w:t xml:space="preserve">Poner HTTPS y FTPS en todos los servicios</w:t>
             </w:r>
           </w:p>
         </w:tc>
@@ -7308,6 +7535,15 @@
     </w:tbl>
     <w:p>
       <w:pPr>
+        <w:spacing w:after="120"/>
+        <w:jc w:val="both"/>
+      </w:pPr>
+      <w:r>
+        <w:t xml:space="preserve">Una vez aplicadas estas medidas, recomendamos repetir la auditoría para confirmar que los fallos se han cerrado de verdad y que no han aparecido otros nuevos.</w:t>
+      </w:r>
+    </w:p>
+    <w:p>
+      <w:pPr>
         <w:pStyle w:val="Heading1"/>
         <w:pageBreakBefore/>
       </w:pPr>
@@ -7318,9 +7554,10 @@
     <w:p>
       <w:pPr>
         <w:spacing w:after="120"/>
-      </w:pPr>
-      <w:r>
-        <w:t xml:space="preserve">Las evidencias completas (salidas de nmap, sqlmap, hydra, FTP y del pivote) se adjuntan en el directorio de evidencias del repositorio del proyecto:</w:t>
+        <w:jc w:val="both"/>
+      </w:pPr>
+      <w:r>
+        <w:t xml:space="preserve">Las pruebas completas de cada hallazgo (las salidas de las herramientas) se entregan junto con este informe, en la carpeta de evidencias del repositorio del proyecto:</w:t>
       </w:r>
     </w:p>
     <w:p>
@@ -7359,7 +7596,7 @@
         <w:spacing w:after="40"/>
       </w:pPr>
       <w:r>
-        <w:t xml:space="preserve">05-ftp.txt / ftp-credencials.txt / ftp-backup.sql — acceso FTP anónimo.</w:t>
+        <w:t xml:space="preserve">05-ftp.txt / ftp-credencials.txt — acceso FTP anónimo y ficheros descargados.</w:t>
       </w:r>
     </w:p>
     <w:p>
@@ -7372,7 +7609,7 @@
         <w:spacing w:after="40"/>
       </w:pPr>
       <w:r>
-        <w:t xml:space="preserve">06-hydra-ssh.txt — fuerza bruta SSH.</w:t>
+        <w:t xml:space="preserve">06-hydra-ssh.txt — fuerza bruta de SSH.</w:t>
       </w:r>
     </w:p>
     <w:p>
@@ -7385,7 +7622,7 @@
         <w:spacing w:after="40"/>
       </w:pPr>
       <w:r>
-        <w:t xml:space="preserve">07-pivote.txt — movimiento lateral DMZ→LAN y exfiltración.</w:t>
+        <w:t xml:space="preserve">07-pivote.txt — movimiento de la DMZ a la red interna y robo de las nóminas.</w:t>
       </w:r>
     </w:p>
     <w:sectPr>
